--- a/工作区/同步-数学选必1册改制轮-0901/E执行/E1衔接/X1_工作.docx
+++ b/工作区/同步-数学选必1册改制轮-0901/E执行/E1衔接/X1_工作.docx
@@ -521,7 +521,7 @@
           <w:noProof/>
         </w:rPr>
         <w:drawing>
-          <wp:anchor distT="36000" distB="36000" distL="36000" distR="36000" simplePos="0" relativeHeight="1001" behindDoc="0" locked="0" layoutInCell="1" allowOverlap="1">
+          <wp:anchor distT="36000" distB="36000" distL="36000" distR="36000" simplePos="0" relativeHeight="1001" behindDoc="0" locked="0" layoutInCell="1" allowOverlap="0">
             <wp:simplePos x="0" y="0"/>
             <wp:positionH relativeFrom="column">
               <wp:posOffset>0</wp:posOffset>
@@ -1161,7 +1161,7 @@
           <w:noProof/>
         </w:rPr>
         <w:drawing>
-          <wp:anchor distT="36000" distB="36000" distL="36000" distR="36000" simplePos="0" relativeHeight="1002" behindDoc="0" locked="0" layoutInCell="1" allowOverlap="1">
+          <wp:anchor distT="36000" distB="36000" distL="36000" distR="36000" simplePos="0" relativeHeight="1002" behindDoc="0" locked="0" layoutInCell="1" allowOverlap="0">
             <wp:simplePos x="0" y="0"/>
             <wp:positionH relativeFrom="column">
               <wp:posOffset>0</wp:posOffset>
@@ -1724,7 +1724,7 @@
         </w:rPr>
         <w:lastRenderedPageBreak/>
         <w:drawing>
-          <wp:anchor distT="36000" distB="36000" distL="36000" distR="36000" simplePos="0" relativeHeight="1003" behindDoc="0" locked="0" layoutInCell="1" allowOverlap="1">
+          <wp:anchor distT="36000" distB="36000" distL="36000" distR="36000" simplePos="0" relativeHeight="1003" behindDoc="0" locked="0" layoutInCell="1" allowOverlap="0">
             <wp:simplePos x="0" y="0"/>
             <wp:positionH relativeFrom="column">
               <wp:posOffset>0</wp:posOffset>
@@ -2215,7 +2215,7 @@
           <w:noProof/>
         </w:rPr>
         <w:drawing>
-          <wp:anchor distT="36000" distB="36000" distL="36000" distR="36000" simplePos="0" relativeHeight="1004" behindDoc="0" locked="0" layoutInCell="1" allowOverlap="1">
+          <wp:anchor distT="36000" distB="36000" distL="36000" distR="36000" simplePos="0" relativeHeight="1004" behindDoc="0" locked="0" layoutInCell="1" allowOverlap="0">
             <wp:simplePos x="0" y="0"/>
             <wp:positionH relativeFrom="column">
               <wp:posOffset>0</wp:posOffset>
@@ -2438,7 +2438,7 @@
           <w:noProof/>
         </w:rPr>
         <w:drawing>
-          <wp:anchor distT="36000" distB="36000" distL="36000" distR="36000" simplePos="0" relativeHeight="1005" behindDoc="0" locked="0" layoutInCell="1" allowOverlap="1">
+          <wp:anchor distT="36000" distB="36000" distL="36000" distR="36000" simplePos="0" relativeHeight="1005" behindDoc="0" locked="0" layoutInCell="1" allowOverlap="0">
             <wp:simplePos x="0" y="0"/>
             <wp:positionH relativeFrom="column">
               <wp:posOffset>0</wp:posOffset>
@@ -2775,7 +2775,7 @@
           <w:noProof/>
         </w:rPr>
         <w:drawing>
-          <wp:anchor distT="36000" distB="36000" distL="36000" distR="36000" simplePos="0" relativeHeight="1006" behindDoc="0" locked="0" layoutInCell="1" allowOverlap="1">
+          <wp:anchor distT="36000" distB="36000" distL="36000" distR="36000" simplePos="0" relativeHeight="1006" behindDoc="0" locked="0" layoutInCell="1" allowOverlap="0">
             <wp:simplePos x="0" y="0"/>
             <wp:positionH relativeFrom="column">
               <wp:posOffset>0</wp:posOffset>
@@ -5604,7 +5604,7 @@
           <w:noProof/>
         </w:rPr>
         <w:drawing>
-          <wp:anchor distT="36000" distB="36000" distL="36000" distR="36000" simplePos="0" relativeHeight="1007" behindDoc="0" locked="0" layoutInCell="1" allowOverlap="1">
+          <wp:anchor distT="36000" distB="36000" distL="36000" distR="36000" simplePos="0" relativeHeight="1007" behindDoc="0" locked="0" layoutInCell="1" allowOverlap="0">
             <wp:simplePos x="0" y="0"/>
             <wp:positionH relativeFrom="column">
               <wp:posOffset>0</wp:posOffset>
@@ -6184,7 +6184,7 @@
           <w:noProof/>
         </w:rPr>
         <w:drawing>
-          <wp:anchor distT="36000" distB="36000" distL="36000" distR="36000" simplePos="0" relativeHeight="1008" behindDoc="0" locked="0" layoutInCell="1" allowOverlap="1">
+          <wp:anchor distT="36000" distB="36000" distL="36000" distR="36000" simplePos="0" relativeHeight="1008" behindDoc="0" locked="0" layoutInCell="1" allowOverlap="0">
             <wp:simplePos x="0" y="0"/>
             <wp:positionH relativeFrom="column">
               <wp:posOffset>0</wp:posOffset>
@@ -6430,7 +6430,7 @@
         </w:rPr>
         <w:lastRenderedPageBreak/>
         <w:drawing>
-          <wp:anchor distT="36000" distB="36000" distL="36000" distR="36000" simplePos="0" relativeHeight="1009" behindDoc="0" locked="0" layoutInCell="1" allowOverlap="1">
+          <wp:anchor distT="36000" distB="36000" distL="36000" distR="36000" simplePos="0" relativeHeight="1009" behindDoc="0" locked="0" layoutInCell="1" allowOverlap="0">
             <wp:simplePos x="0" y="0"/>
             <wp:positionH relativeFrom="column">
               <wp:posOffset>0</wp:posOffset>
@@ -6776,7 +6776,7 @@
           <w:noProof/>
         </w:rPr>
         <w:drawing>
-          <wp:anchor distT="36000" distB="36000" distL="36000" distR="36000" simplePos="0" relativeHeight="1010" behindDoc="0" locked="0" layoutInCell="1" allowOverlap="1">
+          <wp:anchor distT="36000" distB="36000" distL="36000" distR="36000" simplePos="0" relativeHeight="1010" behindDoc="0" locked="0" layoutInCell="1" allowOverlap="0">
             <wp:simplePos x="0" y="0"/>
             <wp:positionH relativeFrom="column">
               <wp:posOffset>0</wp:posOffset>
@@ -7471,7 +7471,7 @@
           <w:noProof/>
         </w:rPr>
         <w:drawing>
-          <wp:anchor distT="36000" distB="36000" distL="36000" distR="36000" simplePos="0" relativeHeight="1011" behindDoc="0" locked="0" layoutInCell="1" allowOverlap="1">
+          <wp:anchor distT="36000" distB="36000" distL="36000" distR="36000" simplePos="0" relativeHeight="1011" behindDoc="0" locked="0" layoutInCell="1" allowOverlap="0">
             <wp:simplePos x="0" y="0"/>
             <wp:positionH relativeFrom="column">
               <wp:posOffset>0</wp:posOffset>
@@ -8314,7 +8314,7 @@
           <w:noProof/>
         </w:rPr>
         <w:drawing>
-          <wp:anchor distT="36000" distB="36000" distL="36000" distR="36000" simplePos="0" relativeHeight="1012" behindDoc="0" locked="0" layoutInCell="1" allowOverlap="1">
+          <wp:anchor distT="36000" distB="36000" distL="36000" distR="36000" simplePos="0" relativeHeight="1012" behindDoc="0" locked="0" layoutInCell="1" allowOverlap="0">
             <wp:simplePos x="0" y="0"/>
             <wp:positionH relativeFrom="column">
               <wp:posOffset>0</wp:posOffset>
@@ -9316,7 +9316,7 @@
           <w:noProof/>
         </w:rPr>
         <w:drawing>
-          <wp:anchor distT="36000" distB="36000" distL="36000" distR="36000" simplePos="0" relativeHeight="1013" behindDoc="0" locked="0" layoutInCell="1" allowOverlap="1">
+          <wp:anchor distT="36000" distB="36000" distL="36000" distR="36000" simplePos="0" relativeHeight="1013" behindDoc="0" locked="0" layoutInCell="1" allowOverlap="0">
             <wp:simplePos x="0" y="0"/>
             <wp:positionH relativeFrom="column">
               <wp:posOffset>0</wp:posOffset>
@@ -10823,7 +10823,7 @@
           <w:noProof/>
         </w:rPr>
         <w:drawing>
-          <wp:anchor distT="36000" distB="36000" distL="36000" distR="36000" simplePos="0" relativeHeight="1014" behindDoc="0" locked="0" layoutInCell="1" allowOverlap="1">
+          <wp:anchor distT="36000" distB="36000" distL="36000" distR="36000" simplePos="0" relativeHeight="1014" behindDoc="0" locked="0" layoutInCell="1" allowOverlap="0">
             <wp:simplePos x="0" y="0"/>
             <wp:positionH relativeFrom="column">
               <wp:posOffset>0</wp:posOffset>
@@ -11049,7 +11049,7 @@
           <w:noProof/>
         </w:rPr>
         <w:drawing>
-          <wp:anchor distT="36000" distB="36000" distL="36000" distR="36000" simplePos="0" relativeHeight="1015" behindDoc="0" locked="0" layoutInCell="1" allowOverlap="1">
+          <wp:anchor distT="36000" distB="36000" distL="36000" distR="36000" simplePos="0" relativeHeight="1015" behindDoc="0" locked="0" layoutInCell="1" allowOverlap="0">
             <wp:simplePos x="0" y="0"/>
             <wp:positionH relativeFrom="column">
               <wp:posOffset>0</wp:posOffset>
@@ -12026,7 +12026,7 @@
           <w:noProof/>
         </w:rPr>
         <w:drawing>
-          <wp:anchor distT="36000" distB="36000" distL="36000" distR="36000" simplePos="0" relativeHeight="1016" behindDoc="0" locked="0" layoutInCell="1" allowOverlap="1">
+          <wp:anchor distT="36000" distB="36000" distL="36000" distR="36000" simplePos="0" relativeHeight="1016" behindDoc="0" locked="0" layoutInCell="1" allowOverlap="0">
             <wp:simplePos x="0" y="0"/>
             <wp:positionH relativeFrom="column">
               <wp:posOffset>0</wp:posOffset>
@@ -13001,7 +13001,7 @@
           <w:noProof/>
         </w:rPr>
         <w:drawing>
-          <wp:anchor distT="36000" distB="36000" distL="36000" distR="36000" simplePos="0" relativeHeight="1017" behindDoc="0" locked="0" layoutInCell="1" allowOverlap="1">
+          <wp:anchor distT="36000" distB="36000" distL="36000" distR="36000" simplePos="0" relativeHeight="1017" behindDoc="0" locked="0" layoutInCell="1" allowOverlap="0">
             <wp:simplePos x="0" y="0"/>
             <wp:positionH relativeFrom="column">
               <wp:posOffset>0</wp:posOffset>
@@ -13810,7 +13810,7 @@
           <w:noProof/>
         </w:rPr>
         <w:drawing>
-          <wp:anchor distT="36000" distB="36000" distL="36000" distR="36000" simplePos="0" relativeHeight="1018" behindDoc="0" locked="0" layoutInCell="1" allowOverlap="1">
+          <wp:anchor distT="36000" distB="36000" distL="36000" distR="36000" simplePos="0" relativeHeight="1018" behindDoc="0" locked="0" layoutInCell="1" allowOverlap="0">
             <wp:simplePos x="0" y="0"/>
             <wp:positionH relativeFrom="column">
               <wp:posOffset>0</wp:posOffset>
@@ -14655,7 +14655,7 @@
           <w:noProof/>
         </w:rPr>
         <w:drawing>
-          <wp:anchor distT="36000" distB="36000" distL="36000" distR="36000" simplePos="0" relativeHeight="1019" behindDoc="0" locked="0" layoutInCell="1" allowOverlap="1">
+          <wp:anchor distT="36000" distB="36000" distL="36000" distR="36000" simplePos="0" relativeHeight="1019" behindDoc="0" locked="0" layoutInCell="1" allowOverlap="0">
             <wp:simplePos x="0" y="0"/>
             <wp:positionH relativeFrom="column">
               <wp:posOffset>0</wp:posOffset>
@@ -15087,7 +15087,7 @@
         </w:rPr>
         <w:lastRenderedPageBreak/>
         <w:drawing>
-          <wp:anchor distT="36000" distB="36000" distL="36000" distR="36000" simplePos="0" relativeHeight="1020" behindDoc="0" locked="0" layoutInCell="1" allowOverlap="1">
+          <wp:anchor distT="36000" distB="36000" distL="36000" distR="36000" simplePos="0" relativeHeight="1020" behindDoc="0" locked="0" layoutInCell="1" allowOverlap="0">
             <wp:simplePos x="0" y="0"/>
             <wp:positionH relativeFrom="column">
               <wp:posOffset>0</wp:posOffset>
@@ -16563,7 +16563,7 @@
           <w:noProof/>
         </w:rPr>
         <w:drawing>
-          <wp:anchor distT="36000" distB="36000" distL="36000" distR="36000" simplePos="0" relativeHeight="1021" behindDoc="0" locked="0" layoutInCell="1" allowOverlap="1">
+          <wp:anchor distT="36000" distB="36000" distL="36000" distR="36000" simplePos="0" relativeHeight="1021" behindDoc="0" locked="0" layoutInCell="1" allowOverlap="0">
             <wp:simplePos x="0" y="0"/>
             <wp:positionH relativeFrom="column">
               <wp:posOffset>0</wp:posOffset>
@@ -17371,7 +17371,7 @@
           <w:noProof/>
         </w:rPr>
         <w:drawing>
-          <wp:anchor distT="36000" distB="36000" distL="36000" distR="36000" simplePos="0" relativeHeight="1022" behindDoc="0" locked="0" layoutInCell="1" allowOverlap="1">
+          <wp:anchor distT="36000" distB="36000" distL="36000" distR="36000" simplePos="0" relativeHeight="1022" behindDoc="0" locked="0" layoutInCell="1" allowOverlap="0">
             <wp:simplePos x="0" y="0"/>
             <wp:positionH relativeFrom="column">
               <wp:posOffset>0</wp:posOffset>
@@ -18135,7 +18135,7 @@
           <w:noProof/>
         </w:rPr>
         <w:drawing>
-          <wp:anchor distT="36000" distB="36000" distL="36000" distR="36000" simplePos="0" relativeHeight="1023" behindDoc="0" locked="0" layoutInCell="1" allowOverlap="1">
+          <wp:anchor distT="36000" distB="36000" distL="36000" distR="36000" simplePos="0" relativeHeight="1023" behindDoc="0" locked="0" layoutInCell="1" allowOverlap="0">
             <wp:simplePos x="0" y="0"/>
             <wp:positionH relativeFrom="column">
               <wp:posOffset>0</wp:posOffset>
@@ -18430,7 +18430,7 @@
           <w:noProof/>
         </w:rPr>
         <w:drawing>
-          <wp:anchor distT="36000" distB="36000" distL="36000" distR="36000" simplePos="0" relativeHeight="1024" behindDoc="0" locked="0" layoutInCell="1" allowOverlap="1">
+          <wp:anchor distT="36000" distB="36000" distL="36000" distR="36000" simplePos="0" relativeHeight="1024" behindDoc="0" locked="0" layoutInCell="1" allowOverlap="0">
             <wp:simplePos x="0" y="0"/>
             <wp:positionH relativeFrom="column">
               <wp:posOffset>0</wp:posOffset>
@@ -18615,7 +18615,7 @@
           <w:noProof/>
         </w:rPr>
         <w:drawing>
-          <wp:anchor distT="36000" distB="36000" distL="36000" distR="36000" simplePos="0" relativeHeight="1025" behindDoc="0" locked="0" layoutInCell="1" allowOverlap="1">
+          <wp:anchor distT="36000" distB="36000" distL="36000" distR="36000" simplePos="0" relativeHeight="1025" behindDoc="0" locked="0" layoutInCell="1" allowOverlap="0">
             <wp:simplePos x="0" y="0"/>
             <wp:positionH relativeFrom="column">
               <wp:posOffset>0</wp:posOffset>
@@ -18730,7 +18730,7 @@
           <w:noProof/>
         </w:rPr>
         <w:drawing>
-          <wp:anchor distT="36000" distB="36000" distL="36000" distR="36000" simplePos="0" relativeHeight="1026" behindDoc="0" locked="0" layoutInCell="1" allowOverlap="1">
+          <wp:anchor distT="36000" distB="36000" distL="36000" distR="36000" simplePos="0" relativeHeight="1026" behindDoc="0" locked="0" layoutInCell="1" allowOverlap="0">
             <wp:simplePos x="0" y="0"/>
             <wp:positionH relativeFrom="column">
               <wp:posOffset>0</wp:posOffset>
@@ -18938,7 +18938,7 @@
         </w:rPr>
         <w:lastRenderedPageBreak/>
         <w:drawing>
-          <wp:anchor distT="36000" distB="36000" distL="36000" distR="36000" simplePos="0" relativeHeight="1027" behindDoc="0" locked="0" layoutInCell="1" allowOverlap="1">
+          <wp:anchor distT="36000" distB="36000" distL="36000" distR="36000" simplePos="0" relativeHeight="1027" behindDoc="0" locked="0" layoutInCell="1" allowOverlap="0">
             <wp:simplePos x="0" y="0"/>
             <wp:positionH relativeFrom="column">
               <wp:posOffset>0</wp:posOffset>
@@ -19138,7 +19138,7 @@
           <w:noProof/>
         </w:rPr>
         <w:drawing>
-          <wp:anchor distT="36000" distB="36000" distL="36000" distR="36000" simplePos="0" relativeHeight="1028" behindDoc="0" locked="0" layoutInCell="1" allowOverlap="1">
+          <wp:anchor distT="36000" distB="36000" distL="36000" distR="36000" simplePos="0" relativeHeight="1028" behindDoc="0" locked="0" layoutInCell="1" allowOverlap="0">
             <wp:simplePos x="0" y="0"/>
             <wp:positionH relativeFrom="column">
               <wp:posOffset>0</wp:posOffset>
@@ -19598,7 +19598,7 @@
           <w:noProof/>
         </w:rPr>
         <w:drawing>
-          <wp:anchor distT="36000" distB="36000" distL="36000" distR="36000" simplePos="0" relativeHeight="1029" behindDoc="0" locked="0" layoutInCell="1" allowOverlap="1">
+          <wp:anchor distT="36000" distB="36000" distL="36000" distR="36000" simplePos="0" relativeHeight="1029" behindDoc="0" locked="0" layoutInCell="1" allowOverlap="0">
             <wp:simplePos x="0" y="0"/>
             <wp:positionH relativeFrom="column">
               <wp:posOffset>0</wp:posOffset>
@@ -20563,7 +20563,7 @@
           <w:noProof/>
         </w:rPr>
         <w:drawing>
-          <wp:anchor distT="36000" distB="36000" distL="36000" distR="36000" simplePos="0" relativeHeight="1030" behindDoc="0" locked="0" layoutInCell="1" allowOverlap="1">
+          <wp:anchor distT="36000" distB="36000" distL="36000" distR="36000" simplePos="0" relativeHeight="1030" behindDoc="0" locked="0" layoutInCell="1" allowOverlap="0">
             <wp:simplePos x="0" y="0"/>
             <wp:positionH relativeFrom="column">
               <wp:posOffset>0</wp:posOffset>
@@ -23828,7 +23828,7 @@
           <w:noProof/>
         </w:rPr>
         <w:drawing>
-          <wp:anchor distT="36000" distB="36000" distL="36000" distR="36000" simplePos="0" relativeHeight="1031" behindDoc="0" locked="0" layoutInCell="1" allowOverlap="1">
+          <wp:anchor distT="36000" distB="36000" distL="36000" distR="36000" simplePos="0" relativeHeight="1031" behindDoc="0" locked="0" layoutInCell="1" allowOverlap="0">
             <wp:simplePos x="0" y="0"/>
             <wp:positionH relativeFrom="column">
               <wp:posOffset>0</wp:posOffset>
@@ -24308,7 +24308,7 @@
           <w:noProof/>
         </w:rPr>
         <w:drawing>
-          <wp:anchor distT="36000" distB="36000" distL="36000" distR="36000" simplePos="0" relativeHeight="1032" behindDoc="0" locked="0" layoutInCell="1" allowOverlap="1">
+          <wp:anchor distT="36000" distB="36000" distL="36000" distR="36000" simplePos="0" relativeHeight="1032" behindDoc="0" locked="0" layoutInCell="1" allowOverlap="0">
             <wp:simplePos x="0" y="0"/>
             <wp:positionH relativeFrom="column">
               <wp:posOffset>0</wp:posOffset>
@@ -24930,7 +24930,7 @@
           <w:noProof/>
         </w:rPr>
         <w:drawing>
-          <wp:anchor distT="36000" distB="36000" distL="36000" distR="36000" simplePos="0" relativeHeight="1033" behindDoc="0" locked="0" layoutInCell="1" allowOverlap="1">
+          <wp:anchor distT="36000" distB="36000" distL="36000" distR="36000" simplePos="0" relativeHeight="1033" behindDoc="0" locked="0" layoutInCell="1" allowOverlap="0">
             <wp:simplePos x="0" y="0"/>
             <wp:positionH relativeFrom="column">
               <wp:posOffset>0</wp:posOffset>
@@ -25845,7 +25845,7 @@
         </w:rPr>
         <w:lastRenderedPageBreak/>
         <w:drawing>
-          <wp:anchor distT="36000" distB="36000" distL="36000" distR="36000" simplePos="0" relativeHeight="1034" behindDoc="0" locked="0" layoutInCell="1" allowOverlap="1">
+          <wp:anchor distT="36000" distB="36000" distL="36000" distR="36000" simplePos="0" relativeHeight="1034" behindDoc="0" locked="0" layoutInCell="1" allowOverlap="0">
             <wp:simplePos x="0" y="0"/>
             <wp:positionH relativeFrom="column">
               <wp:posOffset>0</wp:posOffset>
@@ -26372,7 +26372,7 @@
           <w:noProof/>
         </w:rPr>
         <w:drawing>
-          <wp:anchor distT="36000" distB="36000" distL="36000" distR="36000" simplePos="0" relativeHeight="1035" behindDoc="0" locked="0" layoutInCell="1" allowOverlap="1">
+          <wp:anchor distT="36000" distB="36000" distL="36000" distR="36000" simplePos="0" relativeHeight="1035" behindDoc="0" locked="0" layoutInCell="1" allowOverlap="0">
             <wp:simplePos x="0" y="0"/>
             <wp:positionH relativeFrom="column">
               <wp:posOffset>0</wp:posOffset>
@@ -27192,7 +27192,7 @@
           <w:noProof/>
         </w:rPr>
         <w:drawing>
-          <wp:anchor distT="36000" distB="36000" distL="36000" distR="36000" simplePos="0" relativeHeight="1036" behindDoc="0" locked="0" layoutInCell="1" allowOverlap="1">
+          <wp:anchor distT="36000" distB="36000" distL="36000" distR="36000" simplePos="0" relativeHeight="1036" behindDoc="0" locked="0" layoutInCell="1" allowOverlap="0">
             <wp:simplePos x="0" y="0"/>
             <wp:positionH relativeFrom="column">
               <wp:posOffset>0</wp:posOffset>
@@ -30047,7 +30047,7 @@
           <w:noProof/>
         </w:rPr>
         <w:drawing>
-          <wp:anchor distT="36000" distB="36000" distL="36000" distR="36000" simplePos="0" relativeHeight="1037" behindDoc="0" locked="0" layoutInCell="1" allowOverlap="1">
+          <wp:anchor distT="36000" distB="36000" distL="36000" distR="36000" simplePos="0" relativeHeight="1037" behindDoc="0" locked="0" layoutInCell="1" allowOverlap="0">
             <wp:simplePos x="0" y="0"/>
             <wp:positionH relativeFrom="column">
               <wp:posOffset>0</wp:posOffset>
@@ -30785,7 +30785,7 @@
           <w:noProof/>
         </w:rPr>
         <w:drawing>
-          <wp:anchor distT="36000" distB="36000" distL="36000" distR="36000" simplePos="0" relativeHeight="1038" behindDoc="0" locked="0" layoutInCell="1" allowOverlap="1">
+          <wp:anchor distT="36000" distB="36000" distL="36000" distR="36000" simplePos="0" relativeHeight="1038" behindDoc="0" locked="0" layoutInCell="1" allowOverlap="0">
             <wp:simplePos x="0" y="0"/>
             <wp:positionH relativeFrom="column">
               <wp:posOffset>0</wp:posOffset>
@@ -32485,7 +32485,7 @@
           <w:noProof/>
         </w:rPr>
         <w:drawing>
-          <wp:anchor distT="36000" distB="36000" distL="36000" distR="36000" simplePos="0" relativeHeight="1039" behindDoc="0" locked="0" layoutInCell="1" allowOverlap="1">
+          <wp:anchor distT="36000" distB="36000" distL="36000" distR="36000" simplePos="0" relativeHeight="1039" behindDoc="0" locked="0" layoutInCell="1" allowOverlap="0">
             <wp:simplePos x="0" y="0"/>
             <wp:positionH relativeFrom="column">
               <wp:posOffset>0</wp:posOffset>
@@ -32676,7 +32676,7 @@
           <w:noProof/>
         </w:rPr>
         <w:drawing>
-          <wp:anchor distT="36000" distB="36000" distL="36000" distR="36000" simplePos="0" relativeHeight="1040" behindDoc="0" locked="0" layoutInCell="1" allowOverlap="1">
+          <wp:anchor distT="36000" distB="36000" distL="36000" distR="36000" simplePos="0" relativeHeight="1040" behindDoc="0" locked="0" layoutInCell="1" allowOverlap="0">
             <wp:simplePos x="0" y="0"/>
             <wp:positionH relativeFrom="column">
               <wp:posOffset>0</wp:posOffset>
@@ -33031,7 +33031,7 @@
         </w:rPr>
         <w:lastRenderedPageBreak/>
         <w:drawing>
-          <wp:anchor distT="36000" distB="36000" distL="36000" distR="36000" simplePos="0" relativeHeight="1041" behindDoc="0" locked="0" layoutInCell="1" allowOverlap="1">
+          <wp:anchor distT="36000" distB="36000" distL="36000" distR="36000" simplePos="0" relativeHeight="1041" behindDoc="0" locked="0" layoutInCell="1" allowOverlap="0">
             <wp:simplePos x="0" y="0"/>
             <wp:positionH relativeFrom="column">
               <wp:posOffset>0</wp:posOffset>
@@ -34027,7 +34027,7 @@
           <w:noProof/>
         </w:rPr>
         <w:drawing>
-          <wp:anchor distT="36000" distB="36000" distL="36000" distR="36000" simplePos="0" relativeHeight="1042" behindDoc="0" locked="0" layoutInCell="1" allowOverlap="1">
+          <wp:anchor distT="36000" distB="36000" distL="36000" distR="36000" simplePos="0" relativeHeight="1042" behindDoc="0" locked="0" layoutInCell="1" allowOverlap="0">
             <wp:simplePos x="0" y="0"/>
             <wp:positionH relativeFrom="column">
               <wp:posOffset>0</wp:posOffset>
